--- a/public/legal/01_Regulamin_SkillCheck_v1.0.docx
+++ b/public/legal/01_Regulamin_SkillCheck_v1.0.docx
@@ -33,7 +33,7 @@
         <w:pStyle w:val="FirstParagraph"/>
       </w:pPr>
       <w:r>
-        <w:t xml:space="preserve">Wersja 1.0 · obowiązuje od [DATA PUBLIKACJI]</w:t>
+        <w:t xml:space="preserve">Wersja 1.0 · obowiązuje od 28 października 2026 r.</w:t>
       </w:r>
     </w:p>
     <w:bookmarkStart w:id="20" w:name="usługodawca-i-kontakt"/>
@@ -976,7 +976,7 @@
         <w:pStyle w:val="Compact"/>
       </w:pPr>
       <w:r>
-        <w:t xml:space="preserve">Regulamin obowiązuje od [DATA PUBLIKACJI].</w:t>
+        <w:t xml:space="preserve">Regulamin obowiązuje od 28 października 2026 r.</w:t>
       </w:r>
     </w:p>
     <w:bookmarkEnd w:id="33"/>

--- a/public/legal/01_Regulamin_SkillCheck_v1.0.docx
+++ b/public/legal/01_Regulamin_SkillCheck_v1.0.docx
@@ -33,7 +33,7 @@
         <w:pStyle w:val="FirstParagraph"/>
       </w:pPr>
       <w:r>
-        <w:t xml:space="preserve">Wersja 1.0 · obowiązuje od 28 października 2026 r.</w:t>
+        <w:t xml:space="preserve">Wersja 1.0 · obowiązuje od 29.10.2026</w:t>
       </w:r>
     </w:p>
     <w:bookmarkStart w:id="20" w:name="usługodawca-i-kontakt"/>
@@ -976,7 +976,7 @@
         <w:pStyle w:val="Compact"/>
       </w:pPr>
       <w:r>
-        <w:t xml:space="preserve">Regulamin obowiązuje od 28 października 2026 r.</w:t>
+        <w:t xml:space="preserve">Regulamin obowiązuje od 29.10.2026.</w:t>
       </w:r>
     </w:p>
     <w:bookmarkEnd w:id="33"/>
